--- a/5th Term/Information systems and DB/Lab4/Lab4.1 Отчёт.docx
+++ b/5th Term/Information systems and DB/Lab4/Lab4.1 Отчёт.docx
@@ -916,14 +916,14 @@
     </w:p>
     <w:p>
       <w:pPr>
-        <w:spacing w:after="160" w:line="259" w:lineRule="auto"/>
+        <w:spacing w:line="259" w:lineRule="auto"/>
         <w:ind w:firstLine="0"/>
         <w:jc w:val="left"/>
         <w:rPr>
           <w:rFonts w:eastAsia="Times New Roman" w:cs="Times New Roman"/>
           <w:bCs/>
           <w:szCs w:val="28"/>
-          <w:lang w:eastAsia="ru-RU"/>
+          <w:lang w:val="en-US" w:eastAsia="ru-RU"/>
         </w:rPr>
       </w:pPr>
       <w:r>
@@ -931,9 +931,9 @@
           <w:noProof/>
         </w:rPr>
         <w:drawing>
-          <wp:inline distT="0" distB="0" distL="0" distR="0" wp14:anchorId="1AA00064" wp14:editId="0B319488">
-            <wp:extent cx="5760085" cy="3542030"/>
-            <wp:effectExtent l="0" t="0" r="0" b="1270"/>
+          <wp:inline distT="0" distB="0" distL="0" distR="0" wp14:anchorId="1AA00064" wp14:editId="7BEFAEAE">
+            <wp:extent cx="5760085" cy="2912534"/>
+            <wp:effectExtent l="0" t="0" r="0" b="2540"/>
             <wp:docPr id="7" name="Рисунок 7"/>
             <wp:cNvGraphicFramePr>
               <a:graphicFrameLocks xmlns:a="http://schemas.openxmlformats.org/drawingml/2006/main" noChangeAspect="1"/>
@@ -945,20 +945,27 @@
                     <pic:cNvPr id="1" name=""/>
                     <pic:cNvPicPr/>
                   </pic:nvPicPr>
-                  <pic:blipFill>
+                  <pic:blipFill rotWithShape="1">
                     <a:blip r:embed="rId10"/>
-                    <a:stretch>
-                      <a:fillRect/>
-                    </a:stretch>
+                    <a:srcRect b="17772"/>
+                    <a:stretch/>
                   </pic:blipFill>
-                  <pic:spPr>
+                  <pic:spPr bwMode="auto">
                     <a:xfrm>
                       <a:off x="0" y="0"/>
-                      <a:ext cx="5760085" cy="3542030"/>
+                      <a:ext cx="5760085" cy="2912534"/>
                     </a:xfrm>
                     <a:prstGeom prst="rect">
                       <a:avLst/>
                     </a:prstGeom>
+                    <a:ln>
+                      <a:noFill/>
+                    </a:ln>
+                    <a:extLst>
+                      <a:ext uri="{53640926-AAD7-44D8-BBD7-CCE9431645EC}">
+                        <a14:shadowObscured xmlns:a14="http://schemas.microsoft.com/office/drawing/2010/main"/>
+                      </a:ext>
+                    </a:extLst>
                   </pic:spPr>
                 </pic:pic>
               </a:graphicData>
@@ -969,7 +976,7 @@
     </w:p>
     <w:p>
       <w:pPr>
-        <w:spacing w:after="160" w:line="259" w:lineRule="auto"/>
+        <w:spacing w:line="259" w:lineRule="auto"/>
         <w:ind w:firstLine="0"/>
         <w:jc w:val="left"/>
         <w:rPr>
@@ -979,77 +986,15 @@
           <w:lang w:eastAsia="ru-RU"/>
         </w:rPr>
       </w:pPr>
-    </w:p>
-    <w:p>
-      <w:pPr>
-        <w:spacing w:after="160" w:line="259" w:lineRule="auto"/>
-        <w:ind w:firstLine="0"/>
-        <w:jc w:val="left"/>
+      <w:r>
         <w:rPr>
           <w:rFonts w:eastAsia="Times New Roman" w:cs="Times New Roman"/>
           <w:bCs/>
           <w:szCs w:val="28"/>
           <w:lang w:eastAsia="ru-RU"/>
         </w:rPr>
-      </w:pPr>
-      <w:r>
-        <w:rPr>
-          <w:rFonts w:eastAsia="Times New Roman" w:cs="Times New Roman"/>
-          <w:bCs/>
-          <w:szCs w:val="28"/>
-          <w:lang w:eastAsia="ru-RU"/>
-        </w:rPr>
-        <w:br w:type="page"/>
-      </w:r>
-    </w:p>
-    <w:p>
-      <w:pPr>
-        <w:spacing w:after="160" w:line="259" w:lineRule="auto"/>
-        <w:ind w:firstLine="0"/>
-        <w:jc w:val="left"/>
-        <w:rPr>
-          <w:rFonts w:eastAsia="Times New Roman" w:cs="Times New Roman"/>
-          <w:b/>
-          <w:szCs w:val="28"/>
-          <w:lang w:eastAsia="ru-RU"/>
-        </w:rPr>
-      </w:pPr>
-      <w:r>
-        <w:rPr>
-          <w:rFonts w:eastAsia="Times New Roman" w:cs="Times New Roman"/>
-          <w:b/>
-          <w:szCs w:val="28"/>
-          <w:lang w:eastAsia="ru-RU"/>
-        </w:rPr>
-        <w:lastRenderedPageBreak/>
-        <w:t>Результаты тестирования функции</w:t>
-      </w:r>
-    </w:p>
-    <w:p>
-      <w:pPr>
-        <w:spacing w:after="160" w:line="259" w:lineRule="auto"/>
-        <w:ind w:firstLine="0"/>
-        <w:jc w:val="left"/>
-        <w:rPr>
-          <w:rFonts w:eastAsia="Times New Roman" w:cs="Times New Roman"/>
-          <w:b/>
-          <w:szCs w:val="28"/>
-          <w:lang w:eastAsia="ru-RU"/>
-        </w:rPr>
-      </w:pPr>
-    </w:p>
-    <w:p>
-      <w:pPr>
-        <w:spacing w:after="160" w:line="259" w:lineRule="auto"/>
-        <w:ind w:firstLine="0"/>
-        <w:jc w:val="center"/>
-        <w:rPr>
-          <w:rFonts w:eastAsia="Times New Roman" w:cs="Times New Roman"/>
-          <w:bCs/>
-          <w:szCs w:val="28"/>
-          <w:lang w:eastAsia="ru-RU"/>
-        </w:rPr>
-      </w:pPr>
+        <w:t xml:space="preserve">   </w:t>
+      </w:r>
       <w:r>
         <w:rPr>
           <w:rFonts w:eastAsia="Times New Roman" w:cs="Times New Roman"/>
@@ -1059,10 +1004,10 @@
           <w:lang w:eastAsia="ru-RU"/>
         </w:rPr>
         <w:drawing>
-          <wp:inline distT="0" distB="0" distL="0" distR="0" wp14:anchorId="53EFB25A" wp14:editId="69FB22B7">
-            <wp:extent cx="4157134" cy="1422985"/>
-            <wp:effectExtent l="19050" t="19050" r="15240" b="25400"/>
-            <wp:docPr id="9" name="Рисунок 9"/>
+          <wp:inline distT="0" distB="0" distL="0" distR="0" wp14:anchorId="629D033B" wp14:editId="75DC21C8">
+            <wp:extent cx="2371852" cy="2319867"/>
+            <wp:effectExtent l="0" t="0" r="0" b="4445"/>
+            <wp:docPr id="1" name="Рисунок 1"/>
             <wp:cNvGraphicFramePr>
               <a:graphicFrameLocks xmlns:a="http://schemas.openxmlformats.org/drawingml/2006/main" noChangeAspect="1"/>
             </wp:cNvGraphicFramePr>
@@ -1082,7 +1027,118 @@
                   <pic:spPr>
                     <a:xfrm>
                       <a:off x="0" y="0"/>
-                      <a:ext cx="4173357" cy="1428538"/>
+                      <a:ext cx="2397897" cy="2345341"/>
+                    </a:xfrm>
+                    <a:prstGeom prst="rect">
+                      <a:avLst/>
+                    </a:prstGeom>
+                  </pic:spPr>
+                </pic:pic>
+              </a:graphicData>
+            </a:graphic>
+          </wp:inline>
+        </w:drawing>
+      </w:r>
+    </w:p>
+    <w:p>
+      <w:pPr>
+        <w:spacing w:after="160" w:line="259" w:lineRule="auto"/>
+        <w:ind w:firstLine="0"/>
+        <w:jc w:val="left"/>
+        <w:rPr>
+          <w:rFonts w:eastAsia="Times New Roman" w:cs="Times New Roman"/>
+          <w:bCs/>
+          <w:szCs w:val="28"/>
+          <w:lang w:eastAsia="ru-RU"/>
+        </w:rPr>
+      </w:pPr>
+      <w:r>
+        <w:rPr>
+          <w:rFonts w:eastAsia="Times New Roman" w:cs="Times New Roman"/>
+          <w:bCs/>
+          <w:szCs w:val="28"/>
+          <w:lang w:eastAsia="ru-RU"/>
+        </w:rPr>
+        <w:br w:type="page"/>
+      </w:r>
+    </w:p>
+    <w:p>
+      <w:pPr>
+        <w:spacing w:after="160" w:line="259" w:lineRule="auto"/>
+        <w:ind w:firstLine="0"/>
+        <w:jc w:val="left"/>
+        <w:rPr>
+          <w:rFonts w:eastAsia="Times New Roman" w:cs="Times New Roman"/>
+          <w:b/>
+          <w:szCs w:val="28"/>
+          <w:lang w:eastAsia="ru-RU"/>
+        </w:rPr>
+      </w:pPr>
+      <w:r>
+        <w:rPr>
+          <w:rFonts w:eastAsia="Times New Roman" w:cs="Times New Roman"/>
+          <w:b/>
+          <w:szCs w:val="28"/>
+          <w:lang w:eastAsia="ru-RU"/>
+        </w:rPr>
+        <w:lastRenderedPageBreak/>
+        <w:t>Результаты тестирования функции</w:t>
+      </w:r>
+    </w:p>
+    <w:p>
+      <w:pPr>
+        <w:spacing w:after="160" w:line="259" w:lineRule="auto"/>
+        <w:ind w:firstLine="0"/>
+        <w:jc w:val="left"/>
+        <w:rPr>
+          <w:rFonts w:eastAsia="Times New Roman" w:cs="Times New Roman"/>
+          <w:b/>
+          <w:szCs w:val="28"/>
+          <w:lang w:eastAsia="ru-RU"/>
+        </w:rPr>
+      </w:pPr>
+    </w:p>
+    <w:p>
+      <w:pPr>
+        <w:spacing w:after="160" w:line="259" w:lineRule="auto"/>
+        <w:ind w:firstLine="0"/>
+        <w:jc w:val="center"/>
+        <w:rPr>
+          <w:rFonts w:eastAsia="Times New Roman" w:cs="Times New Roman"/>
+          <w:b/>
+          <w:szCs w:val="28"/>
+          <w:lang w:eastAsia="ru-RU"/>
+        </w:rPr>
+      </w:pPr>
+      <w:r>
+        <w:rPr>
+          <w:noProof/>
+        </w:rPr>
+        <w:drawing>
+          <wp:inline distT="0" distB="0" distL="0" distR="0" wp14:anchorId="2AAD85B7" wp14:editId="7617923C">
+            <wp:extent cx="1786467" cy="1674533"/>
+            <wp:effectExtent l="19050" t="19050" r="23495" b="20955"/>
+            <wp:docPr id="4" name="Рисунок 4"/>
+            <wp:cNvGraphicFramePr>
+              <a:graphicFrameLocks xmlns:a="http://schemas.openxmlformats.org/drawingml/2006/main" noChangeAspect="1"/>
+            </wp:cNvGraphicFramePr>
+            <a:graphic xmlns:a="http://schemas.openxmlformats.org/drawingml/2006/main">
+              <a:graphicData uri="http://schemas.openxmlformats.org/drawingml/2006/picture">
+                <pic:pic xmlns:pic="http://schemas.openxmlformats.org/drawingml/2006/picture">
+                  <pic:nvPicPr>
+                    <pic:cNvPr id="1" name=""/>
+                    <pic:cNvPicPr/>
+                  </pic:nvPicPr>
+                  <pic:blipFill>
+                    <a:blip r:embed="rId12"/>
+                    <a:stretch>
+                      <a:fillRect/>
+                    </a:stretch>
+                  </pic:blipFill>
+                  <pic:spPr>
+                    <a:xfrm>
+                      <a:off x="0" y="0"/>
+                      <a:ext cx="1791710" cy="1679447"/>
                     </a:xfrm>
                     <a:prstGeom prst="rect">
                       <a:avLst/>
@@ -1115,14 +1171,219 @@
         <w:t xml:space="preserve">Рис. </w:t>
       </w:r>
       <w:r>
-        <w:t>3</w:t>
-      </w:r>
-      <w:r>
-        <w:t xml:space="preserve"> – Отбор данных от 1 до 4 пары, корпус 1</w:t>
+        <w:t xml:space="preserve">3 – Данные таблицы </w:t>
+      </w:r>
+      <w:r>
+        <w:rPr>
+          <w:lang w:val="en-US"/>
+        </w:rPr>
+        <w:t>audit</w:t>
+      </w:r>
+    </w:p>
+    <w:p>
+      <w:pPr>
+        <w:spacing w:after="160" w:line="259" w:lineRule="auto"/>
+        <w:ind w:firstLine="0"/>
+        <w:jc w:val="center"/>
+        <w:rPr>
+          <w:rFonts w:eastAsia="Times New Roman" w:cs="Times New Roman"/>
+          <w:b/>
+          <w:szCs w:val="28"/>
+          <w:lang w:eastAsia="ru-RU"/>
+        </w:rPr>
+      </w:pPr>
+    </w:p>
+    <w:p>
+      <w:pPr>
+        <w:spacing w:after="160" w:line="259" w:lineRule="auto"/>
+        <w:ind w:firstLine="0"/>
+        <w:jc w:val="center"/>
+        <w:rPr>
+          <w:rFonts w:eastAsia="Times New Roman" w:cs="Times New Roman"/>
+          <w:b/>
+          <w:szCs w:val="28"/>
+          <w:lang w:eastAsia="ru-RU"/>
+        </w:rPr>
+      </w:pPr>
+      <w:r>
+        <w:rPr>
+          <w:rFonts w:eastAsia="Times New Roman" w:cs="Times New Roman"/>
+          <w:b/>
+          <w:szCs w:val="28"/>
+          <w:lang w:eastAsia="ru-RU"/>
+        </w:rPr>
+        <w:drawing>
+          <wp:inline distT="0" distB="0" distL="0" distR="0" wp14:anchorId="2D4A7132" wp14:editId="503F988E">
+            <wp:extent cx="5760085" cy="2110740"/>
+            <wp:effectExtent l="19050" t="19050" r="12065" b="22860"/>
+            <wp:docPr id="6" name="Рисунок 6"/>
+            <wp:cNvGraphicFramePr>
+              <a:graphicFrameLocks xmlns:a="http://schemas.openxmlformats.org/drawingml/2006/main" noChangeAspect="1"/>
+            </wp:cNvGraphicFramePr>
+            <a:graphic xmlns:a="http://schemas.openxmlformats.org/drawingml/2006/main">
+              <a:graphicData uri="http://schemas.openxmlformats.org/drawingml/2006/picture">
+                <pic:pic xmlns:pic="http://schemas.openxmlformats.org/drawingml/2006/picture">
+                  <pic:nvPicPr>
+                    <pic:cNvPr id="1" name=""/>
+                    <pic:cNvPicPr/>
+                  </pic:nvPicPr>
+                  <pic:blipFill>
+                    <a:blip r:embed="rId13"/>
+                    <a:stretch>
+                      <a:fillRect/>
+                    </a:stretch>
+                  </pic:blipFill>
+                  <pic:spPr>
+                    <a:xfrm>
+                      <a:off x="0" y="0"/>
+                      <a:ext cx="5760085" cy="2110740"/>
+                    </a:xfrm>
+                    <a:prstGeom prst="rect">
+                      <a:avLst/>
+                    </a:prstGeom>
+                    <a:ln>
+                      <a:solidFill>
+                        <a:schemeClr val="tx1"/>
+                      </a:solidFill>
+                    </a:ln>
+                  </pic:spPr>
+                </pic:pic>
+              </a:graphicData>
+            </a:graphic>
+          </wp:inline>
+        </w:drawing>
+      </w:r>
+    </w:p>
+    <w:p>
+      <w:pPr>
+        <w:ind w:firstLine="0"/>
+        <w:jc w:val="center"/>
+        <w:rPr>
+          <w:rFonts w:eastAsia="Times New Roman" w:cs="Times New Roman"/>
+          <w:bCs/>
+          <w:szCs w:val="28"/>
+          <w:lang w:eastAsia="ru-RU"/>
+        </w:rPr>
+      </w:pPr>
+      <w:r>
+        <w:t xml:space="preserve">Рис. </w:t>
+      </w:r>
+      <w:r>
+        <w:t>4</w:t>
+      </w:r>
+      <w:r>
+        <w:t xml:space="preserve"> – Данные таблицы </w:t>
+      </w:r>
+      <w:r>
+        <w:rPr>
+          <w:lang w:val="en-US"/>
+        </w:rPr>
+        <w:t>class</w:t>
+      </w:r>
+    </w:p>
+    <w:p>
+      <w:pPr>
+        <w:spacing w:after="160" w:line="259" w:lineRule="auto"/>
+        <w:ind w:firstLine="0"/>
+        <w:jc w:val="left"/>
+        <w:rPr>
+          <w:rFonts w:eastAsia="Times New Roman" w:cs="Times New Roman"/>
+          <w:b/>
+          <w:szCs w:val="28"/>
+          <w:lang w:eastAsia="ru-RU"/>
+        </w:rPr>
+      </w:pPr>
+    </w:p>
+    <w:p>
+      <w:pPr>
+        <w:spacing w:after="160" w:line="259" w:lineRule="auto"/>
+        <w:ind w:firstLine="0"/>
+        <w:jc w:val="center"/>
+        <w:rPr>
+          <w:rFonts w:eastAsia="Times New Roman" w:cs="Times New Roman"/>
+          <w:bCs/>
+          <w:szCs w:val="28"/>
+          <w:lang w:eastAsia="ru-RU"/>
+        </w:rPr>
+      </w:pPr>
+      <w:r>
+        <w:rPr>
+          <w:rFonts w:eastAsia="Times New Roman" w:cs="Times New Roman"/>
+          <w:bCs/>
+          <w:szCs w:val="28"/>
+          <w:lang w:eastAsia="ru-RU"/>
+        </w:rPr>
+        <w:drawing>
+          <wp:inline distT="0" distB="0" distL="0" distR="0" wp14:anchorId="47F58966" wp14:editId="7632DCD4">
+            <wp:extent cx="5760085" cy="3091815"/>
+            <wp:effectExtent l="19050" t="19050" r="12065" b="13335"/>
+            <wp:docPr id="9" name="Рисунок 9"/>
+            <wp:cNvGraphicFramePr>
+              <a:graphicFrameLocks xmlns:a="http://schemas.openxmlformats.org/drawingml/2006/main" noChangeAspect="1"/>
+            </wp:cNvGraphicFramePr>
+            <a:graphic xmlns:a="http://schemas.openxmlformats.org/drawingml/2006/main">
+              <a:graphicData uri="http://schemas.openxmlformats.org/drawingml/2006/picture">
+                <pic:pic xmlns:pic="http://schemas.openxmlformats.org/drawingml/2006/picture">
+                  <pic:nvPicPr>
+                    <pic:cNvPr id="1" name=""/>
+                    <pic:cNvPicPr/>
+                  </pic:nvPicPr>
+                  <pic:blipFill>
+                    <a:blip r:embed="rId14"/>
+                    <a:stretch>
+                      <a:fillRect/>
+                    </a:stretch>
+                  </pic:blipFill>
+                  <pic:spPr>
+                    <a:xfrm>
+                      <a:off x="0" y="0"/>
+                      <a:ext cx="5760085" cy="3091815"/>
+                    </a:xfrm>
+                    <a:prstGeom prst="rect">
+                      <a:avLst/>
+                    </a:prstGeom>
+                    <a:ln>
+                      <a:solidFill>
+                        <a:schemeClr val="tx1"/>
+                      </a:solidFill>
+                    </a:ln>
+                  </pic:spPr>
+                </pic:pic>
+              </a:graphicData>
+            </a:graphic>
+          </wp:inline>
+        </w:drawing>
+      </w:r>
+    </w:p>
+    <w:p>
+      <w:pPr>
+        <w:ind w:firstLine="0"/>
+        <w:jc w:val="center"/>
+        <w:rPr>
+          <w:rFonts w:eastAsia="Times New Roman" w:cs="Times New Roman"/>
+          <w:bCs/>
+          <w:szCs w:val="28"/>
+          <w:lang w:eastAsia="ru-RU"/>
+        </w:rPr>
+      </w:pPr>
+      <w:r>
+        <w:t xml:space="preserve">Рис. </w:t>
+      </w:r>
+      <w:r>
+        <w:t>5</w:t>
+      </w:r>
+      <w:r>
+        <w:t xml:space="preserve"> – Отбор данных от 1 до </w:t>
+      </w:r>
+      <w:r>
+        <w:t>4</w:t>
+      </w:r>
+      <w:r>
+        <w:t xml:space="preserve"> пары, корпус 1</w:t>
       </w:r>
     </w:p>
     <w:sectPr>
-      <w:footerReference w:type="default" r:id="rId12"/>
+      <w:footerReference w:type="default" r:id="rId15"/>
       <w:pgSz w:w="11906" w:h="16838"/>
       <w:pgMar w:top="851" w:right="1134" w:bottom="851" w:left="1701" w:header="709" w:footer="709" w:gutter="0"/>
       <w:cols w:space="708"/>
@@ -2716,7 +2977,7 @@
   <w:style w:type="paragraph" w:default="1" w:styleId="a">
     <w:name w:val="Normal"/>
     <w:qFormat/>
-    <w:rsid w:val="0094146F"/>
+    <w:rsid w:val="00F84BAA"/>
     <w:pPr>
       <w:spacing w:after="0" w:line="360" w:lineRule="auto"/>
       <w:ind w:firstLine="709"/>
